--- a/Experts/Anhnt/Document/Trader Books/Hien Trading Strategy.docx
+++ b/Experts/Anhnt/Document/Trader Books/Hien Trading Strategy.docx
@@ -16,8 +16,49 @@
       </w:r>
     </w:p>
     <w:p>
+      <w:pPr>
+        <w:rPr>
+          <w:lang w:val="fr-FR"/>
+        </w:rPr>
+      </w:pPr>
       <w:r>
         <w:t>2. Mua khi vượt kháng cự vol lớn</w:t>
+      </w:r>
+      <w:r>
+        <w:t>.</w:t>
+      </w:r>
+      <w:r>
+        <w:br/>
+      </w:r>
+      <w:r>
+        <w:t xml:space="preserve">3. </w:t>
+      </w:r>
+      <w:r>
+        <w:rPr>
+          <w:lang w:val="fr-FR"/>
+        </w:rPr>
+        <w:t>Hạn chế mua khi dưới MA20</w:t>
+      </w:r>
+      <w:r>
+        <w:rPr>
+          <w:lang w:val="fr-FR"/>
+        </w:rPr>
+        <w:t>.</w:t>
+      </w:r>
+      <w:r>
+        <w:rPr>
+          <w:lang w:val="fr-FR"/>
+        </w:rPr>
+        <w:br/>
+      </w:r>
+      <w:r>
+        <w:rPr>
+          <w:lang w:val="fr-FR"/>
+        </w:rPr>
+        <w:t xml:space="preserve">4. </w:t>
+      </w:r>
+      <w:r>
+        <w:t>Hạn chế mua khi MACD hướng xuống, MA20 hướng xuông</w:t>
       </w:r>
     </w:p>
     <w:sectPr>
